--- a/rapports/2026-06-06/EQ7/EQ7_enq3_v2/DR_013202030202/53-77-79-84.docx
+++ b/rapports/2026-06-06/EQ7/EQ7_enq3_v2/DR_013202030202/53-77-79-84.docx
@@ -297,7 +297,7 @@
           <w:color w:val="1F6FEB"/>
           <w:sz w:val="22"/>
         </w:rPr>
-        <w:t>⚠ INCOHÉRENCES À CORRIGER (291)</w:t>
+        <w:t>⚠ INCOHÉRENCES À CORRIGER (289)</w:t>
       </w:r>
     </w:p>
     <w:tbl>
@@ -454,7 +454,7 @@
                 <w:color w:val="16A34A"/>
                 <w:sz w:val="16"/>
               </w:rPr>
-              <w:t>s01q00b</w:t>
+              <w:t>s01q39</w:t>
             </w:r>
           </w:p>
         </w:tc>
@@ -485,7 +485,7 @@
                 <w:i w:val="0"/>
                 <w:sz w:val="17"/>
               </w:rPr>
-              <w:t>incoherent! Il manque des informations non renseignées (4 question(s) de  MAIMOUNA SOW) , prière de renseigner toutes les questions liées à  MAIMOUNA SOW .</w:t>
+              <w:t>Incoherence! MOUSTAPHA SOW dispose d'un téléphone portable à s01q39, donc la raison évoquée ne peut pas être (ne dispose pas d'appareil).</w:t>
             </w:r>
           </w:p>
         </w:tc>
@@ -544,7 +544,7 @@
                 <w:color w:val="16A34A"/>
                 <w:sz w:val="16"/>
               </w:rPr>
-              <w:t>s01q39</w:t>
+              <w:t>s01q00b</w:t>
             </w:r>
           </w:p>
         </w:tc>
@@ -575,7 +575,7 @@
                 <w:i w:val="0"/>
                 <w:sz w:val="17"/>
               </w:rPr>
-              <w:t>Incoherence! MOUSTAPHA SOW dispose d'un téléphone portable à s01q39, donc la raison évoquée ne peut pas être (ne dispose pas d'appareil).</w:t>
+              <w:t>incoherent! Il manque des informations non renseignées (9 question(s) de  AIDA SOW) , prière de renseigner toutes les questions liées à  AIDA SOW .</w:t>
             </w:r>
           </w:p>
         </w:tc>
@@ -665,7 +665,7 @@
                 <w:i w:val="0"/>
                 <w:sz w:val="17"/>
               </w:rPr>
-              <w:t>incoherent! Il manque des informations non renseignées (9 question(s) de  AIDA SOW) , prière de renseigner toutes les questions liées à  AIDA SOW .</w:t>
+              <w:t>incoherent! Il manque des informations non renseignées (9 question(s) de  AWA SOW) , prière de renseigner toutes les questions liées à  AWA SOW .</w:t>
             </w:r>
           </w:p>
         </w:tc>
@@ -755,7 +755,7 @@
                 <w:i w:val="0"/>
                 <w:sz w:val="17"/>
               </w:rPr>
-              <w:t>incoherent! Il manque des informations non renseignées (9 question(s) de  AWA SOW) , prière de renseigner toutes les questions liées à  AWA SOW .</w:t>
+              <w:t>incoherent! Il manque des informations non renseignées (9 question(s) de  MAIMOUNA SOW2) , prière de renseigner toutes les questions liées à  MAIMOUNA SOW2 .</w:t>
             </w:r>
           </w:p>
         </w:tc>
@@ -845,7 +845,7 @@
                 <w:i w:val="0"/>
                 <w:sz w:val="17"/>
               </w:rPr>
-              <w:t>incoherent! Il manque des informations non renseignées (9 question(s) de  MAIMOUNA SOW2) , prière de renseigner toutes les questions liées à  MAIMOUNA SOW2 .</w:t>
+              <w:t>incoherent! Il manque des informations non renseignées (9 question(s) de  SALA SOW) , prière de renseigner toutes les questions liées à  SALA SOW .</w:t>
             </w:r>
           </w:p>
         </w:tc>
@@ -935,7 +935,7 @@
                 <w:i w:val="0"/>
                 <w:sz w:val="17"/>
               </w:rPr>
-              <w:t>incoherent! Il manque des informations non renseignées (9 question(s) de  SALA SOW) , prière de renseigner toutes les questions liées à  SALA SOW .</w:t>
+              <w:t>incoherent! Il manque des informations non renseignées (4 question(s) de  MAIMOUNA SOW) , prière de renseigner toutes les questions liées à  MAIMOUNA SOW .</w:t>
             </w:r>
           </w:p>
         </w:tc>
@@ -2556,186 +2556,6 @@
                 <w:sz w:val="17"/>
               </w:rPr>
               <w:t>Attention ! Le montant (7500 Fcfa) dépensé ou reçu en cadeau pour les recharges internet ou de forfaits de données mobiles(hors appels vocaux), aucours des 30 derniers jours de  DJIBY SOW est relativement élevé par rapport aux autres montants depansés observés dans cette zone.</w:t>
-            </w:r>
-          </w:p>
-        </w:tc>
-      </w:tr>
-      <w:tr>
-        <w:tc>
-          <w:tcPr>
-            <w:tcW w:type="dxa" w:w="964"/>
-          </w:tcPr>
-          <w:p>
-            <w:r>
-              <w:rPr>
-                <w:b/>
-                <w:i w:val="0"/>
-                <w:color w:val="EA580C"/>
-                <w:sz w:val="16"/>
-              </w:rPr>
-              <w:t>Moyenne</w:t>
-            </w:r>
-          </w:p>
-        </w:tc>
-        <w:tc>
-          <w:tcPr>
-            <w:tcW w:type="dxa" w:w="1247"/>
-          </w:tcPr>
-          <w:p>
-            <w:r>
-              <w:rPr>
-                <w:b/>
-                <w:i w:val="0"/>
-                <w:sz w:val="16"/>
-              </w:rPr>
-              <w:t>S01</w:t>
-              <w:br/>
-            </w:r>
-            <w:r>
-              <w:rPr>
-                <w:b w:val="0"/>
-                <w:i w:val="0"/>
-                <w:color w:val="64748B"/>
-                <w:sz w:val="14"/>
-              </w:rPr>
-              <w:t>Démographie</w:t>
-            </w:r>
-          </w:p>
-        </w:tc>
-        <w:tc>
-          <w:tcPr>
-            <w:tcW w:type="dxa" w:w="1531"/>
-          </w:tcPr>
-          <w:p>
-            <w:r>
-              <w:rPr>
-                <w:b/>
-                <w:i w:val="0"/>
-                <w:color w:val="16A34A"/>
-                <w:sz w:val="16"/>
-              </w:rPr>
-              <w:t>s00q27, s01q03a, s01q03b, s01q03c, s01q00b</w:t>
-            </w:r>
-          </w:p>
-        </w:tc>
-        <w:tc>
-          <w:tcPr>
-            <w:tcW w:type="dxa" w:w="1191"/>
-          </w:tcPr>
-          <w:p>
-            <w:r>
-              <w:rPr>
-                <w:b w:val="0"/>
-                <w:i w:val="0"/>
-                <w:color w:val="64748B"/>
-                <w:sz w:val="16"/>
-              </w:rPr>
-              <w:t>GT-CQ</w:t>
-            </w:r>
-          </w:p>
-        </w:tc>
-        <w:tc>
-          <w:tcPr>
-            <w:tcW w:type="dxa" w:w="4706"/>
-          </w:tcPr>
-          <w:p>
-            <w:r>
-              <w:rPr>
-                <w:b w:val="0"/>
-                <w:i w:val="0"/>
-                <w:sz w:val="17"/>
-              </w:rPr>
-              <w:t>Les informations sur l'acte de naissance (ni Jours, ni mois et ni années) de  MAIMOUNA SOW  manquent, s'il vous plait pouvez-vous fournir d'effort pour avoir ces informations.</w:t>
-            </w:r>
-          </w:p>
-        </w:tc>
-      </w:tr>
-      <w:tr>
-        <w:tc>
-          <w:tcPr>
-            <w:tcW w:type="dxa" w:w="964"/>
-          </w:tcPr>
-          <w:p>
-            <w:r>
-              <w:rPr>
-                <w:b/>
-                <w:i w:val="0"/>
-                <w:color w:val="EA580C"/>
-                <w:sz w:val="16"/>
-              </w:rPr>
-              <w:t>Moyenne</w:t>
-            </w:r>
-          </w:p>
-        </w:tc>
-        <w:tc>
-          <w:tcPr>
-            <w:tcW w:type="dxa" w:w="1247"/>
-          </w:tcPr>
-          <w:p>
-            <w:r>
-              <w:rPr>
-                <w:b/>
-                <w:i w:val="0"/>
-                <w:sz w:val="16"/>
-              </w:rPr>
-              <w:t>S01</w:t>
-              <w:br/>
-            </w:r>
-            <w:r>
-              <w:rPr>
-                <w:b w:val="0"/>
-                <w:i w:val="0"/>
-                <w:color w:val="64748B"/>
-                <w:sz w:val="14"/>
-              </w:rPr>
-              <w:t>Démographie</w:t>
-            </w:r>
-          </w:p>
-        </w:tc>
-        <w:tc>
-          <w:tcPr>
-            <w:tcW w:type="dxa" w:w="1531"/>
-          </w:tcPr>
-          <w:p>
-            <w:r>
-              <w:rPr>
-                <w:b/>
-                <w:i w:val="0"/>
-                <w:color w:val="16A34A"/>
-                <w:sz w:val="16"/>
-              </w:rPr>
-              <w:t>s00q27, s01q03a, s01q03b, s01q03c, s01q00b</w:t>
-            </w:r>
-          </w:p>
-        </w:tc>
-        <w:tc>
-          <w:tcPr>
-            <w:tcW w:type="dxa" w:w="1191"/>
-          </w:tcPr>
-          <w:p>
-            <w:r>
-              <w:rPr>
-                <w:b w:val="0"/>
-                <w:i w:val="0"/>
-                <w:color w:val="64748B"/>
-                <w:sz w:val="16"/>
-              </w:rPr>
-              <w:t>GT-CQ</w:t>
-            </w:r>
-          </w:p>
-        </w:tc>
-        <w:tc>
-          <w:tcPr>
-            <w:tcW w:type="dxa" w:w="4706"/>
-          </w:tcPr>
-          <w:p>
-            <w:r>
-              <w:rPr>
-                <w:b w:val="0"/>
-                <w:i w:val="0"/>
-                <w:sz w:val="17"/>
-              </w:rPr>
-              <w:t>Les informations sur l'acte de naissance (ni Jours, ni mois et ni années) de  MOUSTAPHA SOW  manquent, s'il vous plait pouvez-vous fournir d'effort pour avoir ces informations.</w:t>
             </w:r>
           </w:p>
         </w:tc>
